--- a/Психологический_центр_готово/02_Практика_1_АРМ_психолога/Практика1_АРМ_психолога.docx
+++ b/Психологический_центр_готово/02_Практика_1_АРМ_психолога/Практика1_АРМ_психолога.docx
@@ -47,7 +47,7 @@
         <w:jc w:val="right"/>
       </w:pPr>
       <w:r>
-        <w:t>Выполнил(а): [ФИО]</w:t>
+        <w:t>Выполнил(а): Е.Г. Пантелеева</w:t>
       </w:r>
     </w:p>
     <w:p>
@@ -55,7 +55,7 @@
         <w:jc w:val="right"/>
       </w:pPr>
       <w:r>
-        <w:t>Группа: [Группа]</w:t>
+        <w:t>Группа: 25П179в</w:t>
       </w:r>
     </w:p>
     <w:p>
